--- a/МАТЕРИАЛЫ_ДЛЯ_СДАЧИ_ТБМ/3_Практические_работы_1-3_Bizagi_BPMN/Отчет_ПР1-3_ТБМ_ГОСТ.docx
+++ b/МАТЕРИАЛЫ_ДЛЯ_СДАЧИ_ТБМ/3_Практические_работы_1-3_Bizagi_BPMN/Отчет_ПР1-3_ТБМ_ГОСТ.docx
@@ -397,7 +397,13 @@
           <w:lang w:val="ru-RU"/>
         </w:rPr>
       </w:pPr>
-      <w:r/>
+      <w:r>
+        <w:rPr>
+          <w:rFonts w:ascii="Times New Roman" w:hAnsi="Times New Roman"/>
+          <w:sz w:val="28"/>
+        </w:rPr>
+        <w:t>Мини-группа-1</w:t>
+      </w:r>
     </w:p>
     <w:p>
       <w:pPr>
@@ -510,6 +516,7 @@
     <w:p>
       <w:pPr>
         <w:ind w:left="993"/>
+        <w:jc w:val="right"/>
         <w:rPr>
           <w:rFonts w:cs="Times New Roman"/>
           <w:sz w:val="28"/>
@@ -522,7 +529,7 @@
           <w:rFonts w:ascii="Times New Roman" w:hAnsi="Times New Roman"/>
           <w:sz w:val="24"/>
         </w:rPr>
-        <w:t xml:space="preserve">                                                   Выполнил: студент гр. 209 БЗУ</w:t>
+        <w:t>Выполнили: студенты гр. ПИ-209Бзу, ПИ-208Бзу</w:t>
       </w:r>
     </w:p>
     <w:p>
@@ -540,7 +547,11 @@
           <w:rFonts w:ascii="Times New Roman" w:hAnsi="Times New Roman"/>
           <w:sz w:val="24"/>
         </w:rPr>
-        <w:t xml:space="preserve">                                                   Баянов Д.</w:t>
+        <w:t>Ардаширов Э.Ф.</w:t>
+        <w:br/>
+        <w:t>Байгускаров Т.Р.</w:t>
+        <w:br/>
+        <w:t>Баянов Д.Г.</w:t>
       </w:r>
     </w:p>
     <w:p>
